--- a/Subham_Resume.docx
+++ b/Subham_Resume.docx
@@ -3203,43 +3203,18 @@
           <w:szCs w:val="20"/>
           <w:lang w:eastAsia="ja-JP"/>
         </w:rPr>
-        <w:t xml:space="preserve">Duration        </w:t>
-      </w:r>
-      <w:proofErr w:type="gramStart"/>
+        <w:t xml:space="preserve">Duration          </w:t>
+      </w:r>
       <w:r>
         <w:rPr>
           <w:rFonts w:ascii="Cambria" w:hAnsi="Cambria"/>
-          <w:b/>
-          <w:bCs/>
-          <w:color w:val="000000"/>
-          <w:sz w:val="20"/>
-          <w:szCs w:val="20"/>
-          <w:lang w:eastAsia="ja-JP"/>
-        </w:rPr>
-        <w:t xml:space="preserve">  </w:t>
-      </w:r>
-      <w:r>
-        <w:rPr>
-          <w:rFonts w:ascii="Cambria" w:hAnsi="Cambria"/>
-          <w:bCs/>
-          <w:color w:val="000000"/>
-          <w:sz w:val="20"/>
-          <w:szCs w:val="20"/>
-          <w:lang w:eastAsia="ja-JP"/>
-        </w:rPr>
-        <w:t>:</w:t>
-      </w:r>
-      <w:proofErr w:type="gramEnd"/>
-      <w:r>
-        <w:rPr>
-          <w:rFonts w:ascii="Cambria" w:hAnsi="Cambria"/>
-          <w:bCs/>
-          <w:color w:val="000000"/>
-          <w:sz w:val="20"/>
-          <w:szCs w:val="20"/>
-          <w:lang w:eastAsia="ja-JP"/>
-        </w:rPr>
-        <w:t xml:space="preserve">  Oct </w:t>
+          <w:bCs/>
+          <w:color w:val="000000"/>
+          <w:sz w:val="20"/>
+          <w:szCs w:val="20"/>
+          <w:lang w:eastAsia="ja-JP"/>
+        </w:rPr>
+        <w:t xml:space="preserve">:  Oct </w:t>
       </w:r>
       <w:r>
         <w:rPr>
@@ -3250,7 +3225,18 @@
           <w:szCs w:val="20"/>
           <w:lang w:eastAsia="ja-JP"/>
         </w:rPr>
-        <w:t>2023 – Till now</w:t>
+        <w:t xml:space="preserve">2023 – </w:t>
+      </w:r>
+      <w:r>
+        <w:rPr>
+          <w:rFonts w:ascii="Cambria" w:eastAsia="Times New Roman" w:hAnsi="Cambria"/>
+          <w:bCs/>
+          <w:color w:val="000000"/>
+          <w:sz w:val="20"/>
+          <w:szCs w:val="20"/>
+          <w:lang w:eastAsia="ja-JP"/>
+        </w:rPr>
+        <w:t>till now</w:t>
       </w:r>
     </w:p>
     <w:p>
